--- a/отчет_НИР УгаринНА.docx
+++ b/отчет_НИР УгаринНА.docx
@@ -164,7 +164,7 @@
               </wp:anchor>
             </w:drawing>
           </mc:Choice>
-          <mc:Fallback xmlns:sl="http://schemas.openxmlformats.org/schemaLibrary/2006/main" xmlns:a="http://schemas.openxmlformats.org/drawingml/2006/main" xmlns:pic="http://schemas.openxmlformats.org/drawingml/2006/picture" xmlns:c="http://schemas.openxmlformats.org/drawingml/2006/chart" xmlns:lc="http://schemas.openxmlformats.org/drawingml/2006/lockedCanvas" xmlns:dgm="http://schemas.openxmlformats.org/drawingml/2006/diagram" xmlns:w16sdtdh="http://schemas.microsoft.com/office/word/2020/wordml/sdtdatahash" xmlns:w16="http://schemas.microsoft.com/office/word/2018/wordml" xmlns:w16cid="http://schemas.microsoft.com/office/word/2016/wordml/cid" xmlns:w16cex="http://schemas.microsoft.com/office/word/2018/wordml/cex" xmlns:oel="http://schemas.microsoft.com/office/2019/extlst" xmlns:am3d="http://schemas.microsoft.com/office/drawing/2017/model3d" xmlns:aink="http://schemas.microsoft.com/office/drawing/2016/ink" xmlns:cx8="http://schemas.microsoft.com/office/drawing/2016/5/14/chartex" xmlns:cx7="http://schemas.microsoft.com/office/drawing/2016/5/13/chartex" xmlns:cx6="http://schemas.microsoft.com/office/drawing/2016/5/12/chartex" xmlns:cx5="http://schemas.microsoft.com/office/drawing/2016/5/11/chartex" xmlns:cx4="http://schemas.microsoft.com/office/drawing/2016/5/10/chartex" xmlns:cx3="http://schemas.microsoft.com/office/drawing/2016/5/9/chartex" xmlns:cx2="http://schemas.microsoft.com/office/drawing/2015/10/21/chartex">
+          <mc:Fallback xmlns:cx2="http://schemas.microsoft.com/office/drawing/2015/10/21/chartex" xmlns:cx3="http://schemas.microsoft.com/office/drawing/2016/5/9/chartex" xmlns:cx4="http://schemas.microsoft.com/office/drawing/2016/5/10/chartex" xmlns:cx5="http://schemas.microsoft.com/office/drawing/2016/5/11/chartex" xmlns:cx6="http://schemas.microsoft.com/office/drawing/2016/5/12/chartex" xmlns:cx7="http://schemas.microsoft.com/office/drawing/2016/5/13/chartex" xmlns:cx8="http://schemas.microsoft.com/office/drawing/2016/5/14/chartex" xmlns:aink="http://schemas.microsoft.com/office/drawing/2016/ink" xmlns:am3d="http://schemas.microsoft.com/office/drawing/2017/model3d" xmlns:oel="http://schemas.microsoft.com/office/2019/extlst" xmlns:w16cex="http://schemas.microsoft.com/office/word/2018/wordml/cex" xmlns:w16cid="http://schemas.microsoft.com/office/word/2016/wordml/cid" xmlns:w16="http://schemas.microsoft.com/office/word/2018/wordml" xmlns:w16sdtdh="http://schemas.microsoft.com/office/word/2020/wordml/sdtdatahash" xmlns:dgm="http://schemas.openxmlformats.org/drawingml/2006/diagram" xmlns:lc="http://schemas.openxmlformats.org/drawingml/2006/lockedCanvas" xmlns:c="http://schemas.openxmlformats.org/drawingml/2006/chart" xmlns:pic="http://schemas.openxmlformats.org/drawingml/2006/picture" xmlns:a="http://schemas.openxmlformats.org/drawingml/2006/main" xmlns:sl="http://schemas.openxmlformats.org/schemaLibrary/2006/main">
             <w:drawing>
               <wp:anchor allowOverlap="1" behindDoc="0" distB="4294967295" distT="4294967295" distL="114300" distR="114300" hidden="0" layoutInCell="1" locked="0" relativeHeight="0" simplePos="0">
                 <wp:simplePos x="0" y="0"/>
@@ -380,15 +380,7 @@
           <w:sz w:val="26"/>
           <w:szCs w:val="26"/>
         </w:rPr>
-        <w:t>(профиль: “Техноло</w:t>
-      </w:r>
-      <w:r>
-        <w:rPr>
-          <w:rFonts w:ascii="Times New Roman" w:eastAsia="Times New Roman" w:hAnsi="Times New Roman"/>
-          <w:sz w:val="26"/>
-          <w:szCs w:val="26"/>
-        </w:rPr>
-        <w:t>гии разработки программного обеспечения”)</w:t>
+        <w:t>(профиль: “Технологии разработки программного обеспечения”)</w:t>
       </w:r>
     </w:p>
     <w:p>
@@ -536,7 +528,15 @@
           <w:sz w:val="26"/>
           <w:szCs w:val="26"/>
         </w:rPr>
-        <w:t xml:space="preserve">Руководитель кандидат физ.-мат. наук, доцент кафедры </w:t>
+        <w:t xml:space="preserve">Руководитель </w:t>
+      </w:r>
+      <w:r>
+        <w:rPr>
+          <w:rFonts w:ascii="Times New Roman" w:eastAsia="Times New Roman" w:hAnsi="Times New Roman"/>
+          <w:sz w:val="26"/>
+          <w:szCs w:val="26"/>
+        </w:rPr>
+        <w:t xml:space="preserve">старший преподаватель кафедры </w:t>
       </w:r>
       <w:proofErr w:type="spellStart"/>
       <w:r>
@@ -591,7 +591,13 @@
         <w:rPr>
           <w:rFonts w:ascii="Times New Roman" w:eastAsia="Times New Roman" w:hAnsi="Times New Roman"/>
         </w:rPr>
-        <w:t>(Жуков Н.Н.)</w:t>
+        <w:t>(Аксютин П. А</w:t>
+      </w:r>
+      <w:r>
+        <w:rPr>
+          <w:rFonts w:ascii="Times New Roman" w:eastAsia="Times New Roman" w:hAnsi="Times New Roman"/>
+        </w:rPr>
+        <w:t>.)</w:t>
       </w:r>
     </w:p>
     <w:p>
@@ -621,15 +627,7 @@
           <w:sz w:val="26"/>
           <w:szCs w:val="26"/>
         </w:rPr>
-        <w:t>Студент 4</w:t>
-      </w:r>
-      <w:r>
-        <w:rPr>
-          <w:rFonts w:ascii="Times New Roman" w:eastAsia="Times New Roman" w:hAnsi="Times New Roman"/>
-          <w:sz w:val="26"/>
-          <w:szCs w:val="26"/>
-        </w:rPr>
-        <w:t xml:space="preserve"> курса</w:t>
+        <w:t>Студент 4 курса</w:t>
       </w:r>
     </w:p>
     <w:p>
@@ -743,10 +741,7 @@
       </w:pPr>
       <w:r>
         <w:lastRenderedPageBreak/>
-        <w:t xml:space="preserve">I. </w:t>
-      </w:r>
-      <w:r>
-        <w:t>Инвариантная самостоятельная работа</w:t>
+        <w:t>I. Инвариантная самостоятельная работа</w:t>
       </w:r>
     </w:p>
     <w:p/>
@@ -795,18 +790,7 @@
           <w:sz w:val="24"/>
           <w:szCs w:val="24"/>
         </w:rPr>
-        <w:t>Разработать техническое задание на создание программного продукта в соответствии с темой выпускной квалификационной работы. в соответствии с ГОСТ 15.016-2016 Система разработки и постановки продукции на про</w:t>
-      </w:r>
-      <w:r>
-        <w:rPr>
-          <w:rFonts w:ascii="Times New Roman" w:eastAsia="Times New Roman" w:hAnsi="Times New Roman"/>
-          <w:b/>
-          <w:i/>
-          <w:color w:val="000000"/>
-          <w:sz w:val="24"/>
-          <w:szCs w:val="24"/>
-        </w:rPr>
-        <w:t>изводство (СРПП). Техническое задание. Требования к содержанию и оформлению. (http://docs.cntd.ru/document/1200144624).</w:t>
+        <w:t>Разработать техническое задание на создание программного продукта в соответствии с темой выпускной квалификационной работы. в соответствии с ГОСТ 15.016-2016 Система разработки и постановки продукции на производство (СРПП). Техническое задание. Требования к содержанию и оформлению. (http://docs.cntd.ru/document/1200144624).</w:t>
       </w:r>
       <w:r>
         <w:rPr>
@@ -851,17 +835,7 @@
           <w:sz w:val="24"/>
           <w:szCs w:val="24"/>
         </w:rPr>
-        <w:t xml:space="preserve">Оформить разработанное техническое задание с использованием прикладных программ, ориентированных на создание текста, </w:t>
-      </w:r>
-      <w:r>
-        <w:rPr>
-          <w:rFonts w:ascii="Times New Roman" w:eastAsia="Times New Roman" w:hAnsi="Times New Roman"/>
-          <w:b/>
-          <w:i/>
-          <w:sz w:val="24"/>
-          <w:szCs w:val="24"/>
-        </w:rPr>
-        <w:t>графики, схем, диаграмм и т.д.</w:t>
+        <w:t>Оформить разработанное техническое задание с использованием прикладных программ, ориентированных на создание текста, графики, схем, диаграмм и т.д.</w:t>
       </w:r>
     </w:p>
     <w:p>
@@ -1006,7 +980,6 @@
           <w:szCs w:val="20"/>
         </w:rPr>
       </w:pPr>
-      <w:bookmarkStart w:id="0" w:name="_GoBack"/>
       <w:r>
         <w:rPr>
           <w:rFonts w:ascii="Times New Roman" w:eastAsia="Times New Roman" w:hAnsi="Times New Roman"/>
@@ -1066,7 +1039,6 @@
           </wp:inline>
         </w:drawing>
       </w:r>
-      <w:bookmarkEnd w:id="0"/>
     </w:p>
     <w:p>
       <w:pPr>
@@ -1151,18 +1123,7 @@
           <w:sz w:val="24"/>
           <w:szCs w:val="24"/>
         </w:rPr>
-        <w:t>Провести анализ различных источников (научная литература, учебная литература, научные статьи, материалы са</w:t>
-      </w:r>
-      <w:r>
-        <w:rPr>
-          <w:rFonts w:ascii="Times New Roman" w:eastAsia="Times New Roman" w:hAnsi="Times New Roman"/>
-          <w:b/>
-          <w:i/>
-          <w:color w:val="000000"/>
-          <w:sz w:val="24"/>
-          <w:szCs w:val="24"/>
-        </w:rPr>
-        <w:t>йтов (содержащих профессиональн</w:t>
+        <w:t>Провести анализ различных источников (научная литература, учебная литература, научные статьи, материалы сайтов (содержащих профессиональн</w:t>
       </w:r>
       <w:r>
         <w:rPr>
@@ -1362,18 +1323,7 @@
           <w:sz w:val="24"/>
           <w:szCs w:val="24"/>
         </w:rPr>
-        <w:t xml:space="preserve">Результаты анализа представить в виде текста (синтезировать знания, полученные в результате анализа различных источников информации). То есть в виде текста </w:t>
-      </w:r>
-      <w:r>
-        <w:rPr>
-          <w:rFonts w:ascii="Times New Roman" w:eastAsia="Times New Roman" w:hAnsi="Times New Roman"/>
-          <w:b/>
-          <w:i/>
-          <w:color w:val="000000"/>
-          <w:sz w:val="24"/>
-          <w:szCs w:val="24"/>
-        </w:rPr>
-        <w:t>представить анализ состояния изученной проблемы.</w:t>
+        <w:t>Результаты анализа представить в виде текста (синтезировать знания, полученные в результате анализа различных источников информации). То есть в виде текста представить анализ состояния изученной проблемы.</w:t>
       </w:r>
     </w:p>
     <w:p>
@@ -1439,18 +1389,7 @@
           <w:sz w:val="24"/>
           <w:szCs w:val="24"/>
         </w:rPr>
-        <w:t>Представить выполненное задание в виде текста, оформленного в соответствии с ГОСТ «Общие требования к текстовым док</w:t>
-      </w:r>
-      <w:r>
-        <w:rPr>
-          <w:rFonts w:ascii="Times New Roman" w:eastAsia="Times New Roman" w:hAnsi="Times New Roman"/>
-          <w:b/>
-          <w:i/>
-          <w:color w:val="000000"/>
-          <w:sz w:val="24"/>
-          <w:szCs w:val="24"/>
-        </w:rPr>
-        <w:t>ументам» (https://files.stroyinf.ru/Data/708/70827.pdf).</w:t>
+        <w:t>Представить выполненное задание в виде текста, оформленного в соответствии с ГОСТ «Общие требования к текстовым документам» (https://files.stroyinf.ru/Data/708/70827.pdf).</w:t>
       </w:r>
     </w:p>
     <w:p>
@@ -1463,8 +1402,8 @@
           <w:szCs w:val="24"/>
         </w:rPr>
       </w:pPr>
-      <w:bookmarkStart w:id="1" w:name="_heading=h.gjdgxs" w:colFirst="0" w:colLast="0"/>
-      <w:bookmarkEnd w:id="1"/>
+      <w:bookmarkStart w:id="0" w:name="_heading=h.gjdgxs" w:colFirst="0" w:colLast="0"/>
+      <w:bookmarkEnd w:id="0"/>
       <w:r>
         <w:rPr>
           <w:rFonts w:ascii="Times New Roman" w:eastAsia="Times New Roman" w:hAnsi="Times New Roman"/>
@@ -1547,7 +1486,7 @@
             <v:path o:extrusionok="f" gradientshapeok="t" o:connecttype="rect"/>
             <o:lock v:ext="edit" aspectratio="t"/>
           </v:shapetype>
-          <v:shape id="_x0000_i1030" type="#_x0000_t75" style="width:193.5pt;height:193.5pt">
+          <v:shape id="_x0000_i1025" type="#_x0000_t75" style="width:193.45pt;height:193.45pt">
             <v:imagedata r:id="rId10" o:title="8a304c9142967c49eb7b36108ad68745"/>
           </v:shape>
         </w:pict>
@@ -1586,15 +1525,7 @@
           <w:sz w:val="28"/>
           <w:szCs w:val="28"/>
         </w:rPr>
-        <w:t>Руководитель практи</w:t>
-      </w:r>
-      <w:r>
-        <w:rPr>
-          <w:rFonts w:ascii="Times New Roman" w:eastAsia="Times New Roman" w:hAnsi="Times New Roman"/>
-          <w:sz w:val="28"/>
-          <w:szCs w:val="28"/>
-        </w:rPr>
-        <w:t xml:space="preserve">ки____________________________ </w:t>
+        <w:t xml:space="preserve">Руководитель практики____________________________ </w:t>
       </w:r>
     </w:p>
     <w:p>
@@ -1767,38 +1698,6 @@
         <w:t>(подпись студента)</w:t>
       </w:r>
     </w:p>
-    <w:p/>
-    <w:p>
-      <w:pPr>
-        <w:spacing w:after="0" w:line="240" w:lineRule="auto"/>
-        <w:rPr>
-          <w:rFonts w:ascii="Times" w:eastAsia="Times" w:hAnsi="Times" w:cs="Times"/>
-          <w:sz w:val="20"/>
-          <w:szCs w:val="20"/>
-        </w:rPr>
-      </w:pPr>
-    </w:p>
-    <w:p>
-      <w:pPr>
-        <w:spacing w:after="0" w:line="240" w:lineRule="auto"/>
-        <w:jc w:val="both"/>
-        <w:rPr>
-          <w:rFonts w:ascii="Times" w:eastAsia="Times" w:hAnsi="Times" w:cs="Times"/>
-          <w:sz w:val="20"/>
-          <w:szCs w:val="20"/>
-        </w:rPr>
-      </w:pPr>
-    </w:p>
-    <w:p>
-      <w:pPr>
-        <w:spacing w:after="0" w:line="240" w:lineRule="auto"/>
-        <w:rPr>
-          <w:rFonts w:ascii="Times" w:eastAsia="Times" w:hAnsi="Times" w:cs="Times"/>
-          <w:sz w:val="20"/>
-          <w:szCs w:val="20"/>
-        </w:rPr>
-      </w:pPr>
-    </w:p>
     <w:p>
       <w:pPr>
         <w:rPr>
@@ -1807,6 +1706,8 @@
           <w:szCs w:val="28"/>
         </w:rPr>
       </w:pPr>
+      <w:bookmarkStart w:id="1" w:name="_GoBack"/>
+      <w:bookmarkEnd w:id="1"/>
     </w:p>
     <w:sectPr>
       <w:pgSz w:w="11906" w:h="16838"/>
